--- a/dist/exports/ellipse_revision_notes.docx
+++ b/dist/exports/ellipse_revision_notes.docx
@@ -189,7 +189,7 @@
                 <w:color w:val="2D3748"/>
                 <w:sz w:val="19"/>
               </w:rPr>
-              <w:t>Ellipse - Core Application</w:t>
+              <w:t>Eccentricity, Foci &amp; Tangents of Ellipse</w:t>
             </w:r>
           </w:p>
         </w:tc>
@@ -209,7 +209,7 @@
               <w:rPr>
                 <w:sz w:val="19"/>
               </w:rPr>
-              <w:t>116 PYQs</w:t>
+              <w:t>112 PYQs</w:t>
             </w:r>
           </w:p>
         </w:tc>
@@ -230,7 +230,94 @@
                 <w:color w:val="718096"/>
                 <w:sz w:val="19"/>
               </w:rPr>
-              <w:t>General Concept</w:t>
+              <w:t>Ellipse</w:t>
+            </w:r>
+          </w:p>
+        </w:tc>
+      </w:tr>
+      <w:tr>
+        <w:tc>
+          <w:tcPr>
+            <w:tcW w:type="dxa" w:w="2160"/>
+            <w:shd w:fill="FFFFFF"/>
+            <w:tcMar>
+              <w:top w:w="80" w:type="dxa"/>
+              <w:bottom w:w="80" w:type="dxa"/>
+              <w:left w:w="150" w:type="dxa"/>
+              <w:right w:w="150" w:type="dxa"/>
+            </w:tcMar>
+          </w:tcPr>
+          <w:p>
+            <w:r>
+              <w:rPr>
+                <w:b/>
+                <w:color w:val="2B6CB0"/>
+                <w:sz w:val="19"/>
+              </w:rPr>
+              <w:t>High</w:t>
+            </w:r>
+          </w:p>
+        </w:tc>
+        <w:tc>
+          <w:tcPr>
+            <w:tcW w:type="dxa" w:w="4320"/>
+            <w:shd w:fill="FFFFFF"/>
+            <w:tcMar>
+              <w:top w:w="80" w:type="dxa"/>
+              <w:bottom w:w="80" w:type="dxa"/>
+              <w:left w:w="150" w:type="dxa"/>
+              <w:right w:w="150" w:type="dxa"/>
+            </w:tcMar>
+          </w:tcPr>
+          <w:p>
+            <w:r>
+              <w:rPr>
+                <w:b/>
+                <w:color w:val="2D3748"/>
+                <w:sz w:val="19"/>
+              </w:rPr>
+              <w:t>Focal Properties &amp; Auxiliary Circle</w:t>
+            </w:r>
+          </w:p>
+        </w:tc>
+        <w:tc>
+          <w:tcPr>
+            <w:tcW w:type="dxa" w:w="1728"/>
+            <w:shd w:fill="FFFFFF"/>
+            <w:tcMar>
+              <w:top w:w="80" w:type="dxa"/>
+              <w:bottom w:w="80" w:type="dxa"/>
+              <w:left w:w="150" w:type="dxa"/>
+              <w:right w:w="150" w:type="dxa"/>
+            </w:tcMar>
+          </w:tcPr>
+          <w:p>
+            <w:r>
+              <w:rPr>
+                <w:sz w:val="19"/>
+              </w:rPr>
+              <w:t>11 PYQs</w:t>
+            </w:r>
+          </w:p>
+        </w:tc>
+        <w:tc>
+          <w:tcPr>
+            <w:tcW w:type="dxa" w:w="1872"/>
+            <w:shd w:fill="FFFFFF"/>
+            <w:tcMar>
+              <w:top w:w="80" w:type="dxa"/>
+              <w:bottom w:w="80" w:type="dxa"/>
+              <w:left w:w="150" w:type="dxa"/>
+              <w:right w:w="150" w:type="dxa"/>
+            </w:tcMar>
+          </w:tcPr>
+          <w:p>
+            <w:r>
+              <w:rPr>
+                <w:color w:val="718096"/>
+                <w:sz w:val="19"/>
+              </w:rPr>
+              <w:t>Focal Geometry</w:t>
             </w:r>
           </w:p>
         </w:tc>
@@ -311,6 +398,98 @@
           </w:p>
         </w:tc>
       </w:tr>
+      <w:tr>
+        <w:tc>
+          <w:tcPr>
+            <w:tcW w:type="dxa" w:w="3600"/>
+            <w:shd w:fill="F7FAFC"/>
+            <w:tcMar>
+              <w:top w:w="100" w:type="dxa"/>
+              <w:bottom w:w="100" w:type="dxa"/>
+              <w:left w:w="150" w:type="dxa"/>
+              <w:right w:w="150" w:type="dxa"/>
+            </w:tcMar>
+          </w:tcPr>
+          <w:p>
+            <w:r>
+              <w:rPr>
+                <w:b/>
+                <w:color w:val="1A365D"/>
+                <w:sz w:val="19"/>
+              </w:rPr>
+              <w:t>Eccentricity, Foci &amp; Tangents of Ellipse</w:t>
+            </w:r>
+          </w:p>
+        </w:tc>
+        <w:tc>
+          <w:tcPr>
+            <w:tcW w:type="dxa" w:w="6480"/>
+            <w:shd w:fill="F7FAFC"/>
+            <w:tcMar>
+              <w:top w:w="100" w:type="dxa"/>
+              <w:bottom w:w="100" w:type="dxa"/>
+              <w:left w:w="150" w:type="dxa"/>
+              <w:right w:w="150" w:type="dxa"/>
+            </w:tcMar>
+          </w:tcPr>
+          <w:p>
+            <w:r>
+              <w:rPr>
+                <w:rFonts w:ascii="Cambria Math" w:hAnsi="Cambria Math"/>
+                <w:color w:val="2D3748"/>
+                <w:sz w:val="19"/>
+              </w:rPr>
+              <w:t>e = \sqrt{1 - \frac{b^2}{a^2}}, \quad \text{Foci: } (\pm ae, 0), \quad \text{LR} = \frac{2b^2}{a}, \quad \text{Tangent: } y = mx \pm \sqrt{a^2 m^2 + b^2}, \quad \text{Director: } x^2 + y^2 = a^2 + b^2</w:t>
+            </w:r>
+          </w:p>
+        </w:tc>
+      </w:tr>
+      <w:tr>
+        <w:tc>
+          <w:tcPr>
+            <w:tcW w:type="dxa" w:w="3600"/>
+            <w:shd w:fill="FFFFFF"/>
+            <w:tcMar>
+              <w:top w:w="100" w:type="dxa"/>
+              <w:bottom w:w="100" w:type="dxa"/>
+              <w:left w:w="150" w:type="dxa"/>
+              <w:right w:w="150" w:type="dxa"/>
+            </w:tcMar>
+          </w:tcPr>
+          <w:p>
+            <w:r>
+              <w:rPr>
+                <w:b/>
+                <w:color w:val="1A365D"/>
+                <w:sz w:val="19"/>
+              </w:rPr>
+              <w:t>Focal Properties &amp; Auxiliary Circle</w:t>
+            </w:r>
+          </w:p>
+        </w:tc>
+        <w:tc>
+          <w:tcPr>
+            <w:tcW w:type="dxa" w:w="6480"/>
+            <w:shd w:fill="FFFFFF"/>
+            <w:tcMar>
+              <w:top w:w="100" w:type="dxa"/>
+              <w:bottom w:w="100" w:type="dxa"/>
+              <w:left w:w="150" w:type="dxa"/>
+              <w:right w:w="150" w:type="dxa"/>
+            </w:tcMar>
+          </w:tcPr>
+          <w:p>
+            <w:r>
+              <w:rPr>
+                <w:rFonts w:ascii="Cambria Math" w:hAnsi="Cambria Math"/>
+                <w:color w:val="2D3748"/>
+                <w:sz w:val="19"/>
+              </w:rPr>
+              <w:t>SP + S'P = 2a = \text{Major Axis}, \quad \text{Auxiliary Circle: } x^2 + y^2 = a^2, \quad \text{Parametric: } (a\cos\theta, b\sin\theta)</w:t>
+            </w:r>
+          </w:p>
+        </w:tc>
+      </w:tr>
     </w:tbl>
     <w:p>
       <w:pPr>
@@ -338,7 +517,7 @@
           <w:color w:val="2B6CB0"/>
           <w:sz w:val="24"/>
         </w:rPr>
-        <w:t>3.1 Ellipse - Core Application (Very High Yield — 116 PYQs)</w:t>
+        <w:t>3.1 Eccentricity, Foci &amp; Tangents of Ellipse (Very High Yield — 112 PYQs)</w:t>
       </w:r>
     </w:p>
     <w:p>
@@ -353,7 +532,7 @@
         <w:rPr>
           <w:sz w:val="20"/>
         </w:rPr>
-        <w:t>Key problem pattern in Ellipse.</w:t>
+        <w:t>Standard ellipse equation, focal distance sum property SP + S'P = 2a, eccentricity e &lt; 1, and director circle.</w:t>
       </w:r>
     </w:p>
     <w:tbl>
@@ -391,7 +570,7 @@
                 <w:color w:val="2D3748"/>
                 <w:sz w:val="19"/>
               </w:rPr>
-              <w:t>Watch for algebraic and sign errors.</w:t>
+              <w:t>If b &gt; a (vertical ellipse), major axis is along y-axis and e = √(1 - a^2/b^2) with foci at (0, ± be).</w:t>
             </w:r>
           </w:p>
         </w:tc>
@@ -432,7 +611,7 @@
                 <w:color w:val="2D3748"/>
                 <w:sz w:val="19"/>
               </w:rPr>
-              <w:t>Verify dimensions and boundary conditions.</w:t>
+              <w:t>Product of perpendiculars from the two foci onto any tangent to the ellipse is always constant and equal to b^2.</w:t>
             </w:r>
           </w:p>
         </w:tc>
@@ -522,6 +701,214 @@
           <w:sz w:val="18"/>
         </w:rPr>
         <w:t xml:space="preserve">"If the points of intersection of the ellipses x^2+2y^2-6x-12y+23=0 and 4x^2+2y^2-20x-12y+35=0 lie on a circle of radius r and ..."  </w:t>
+      </w:r>
+      <w:r>
+        <w:rPr>
+          <w:b/>
+          <w:color w:val="2B6CB0"/>
+          <w:sz w:val="18"/>
+        </w:rPr>
+        <w:t>[Ans: N/A]</w:t>
+      </w:r>
+    </w:p>
+    <w:p>
+      <w:pPr>
+        <w:spacing w:after="120"/>
+      </w:pPr>
+    </w:p>
+    <w:p>
+      <w:pPr>
+        <w:pStyle w:val="Heading2"/>
+      </w:pPr>
+      <w:r>
+        <w:rPr>
+          <w:color w:val="2B6CB0"/>
+          <w:sz w:val="24"/>
+        </w:rPr>
+        <w:t>3.2 Focal Properties &amp; Auxiliary Circle (High Yield — 11 PYQs)</w:t>
+      </w:r>
+    </w:p>
+    <w:p>
+      <w:r>
+        <w:rPr>
+          <w:b/>
+          <w:sz w:val="20"/>
+        </w:rPr>
+        <w:t xml:space="preserve">Core Principle: </w:t>
+      </w:r>
+      <w:r>
+        <w:rPr>
+          <w:sz w:val="20"/>
+        </w:rPr>
+        <w:t>Focal radius property SP + S'P = 2a, auxiliary circle projections, and parametric coordinate representation.</w:t>
+      </w:r>
+    </w:p>
+    <w:tbl>
+      <w:tblPr>
+        <w:tblW w:type="auto" w:w="0"/>
+        <w:jc w:val="center"/>
+        <w:tblLook w:firstColumn="1" w:firstRow="1" w:lastColumn="0" w:lastRow="0" w:noHBand="0" w:noVBand="1" w:val="04A0"/>
+      </w:tblPr>
+      <w:tblGrid>
+        <w:gridCol w:w="10080"/>
+      </w:tblGrid>
+      <w:tr>
+        <w:tc>
+          <w:tcPr>
+            <w:tcW w:type="dxa" w:w="10080"/>
+            <w:shd w:fill="FFF5F5"/>
+            <w:tcMar>
+              <w:top w:w="100" w:type="dxa"/>
+              <w:bottom w:w="100" w:type="dxa"/>
+              <w:left w:w="150" w:type="dxa"/>
+              <w:right w:w="150" w:type="dxa"/>
+            </w:tcMar>
+          </w:tcPr>
+          <w:p>
+            <w:r>
+              <w:rPr>
+                <w:b/>
+                <w:color w:val="C53030"/>
+                <w:sz w:val="19"/>
+              </w:rPr>
+              <w:t xml:space="preserve">⚠️ Common Trap / JEE Pitfall: </w:t>
+            </w:r>
+            <w:r>
+              <w:rPr>
+                <w:color w:val="2D3748"/>
+                <w:sz w:val="19"/>
+              </w:rPr>
+              <w:t>In an ellipse, the eccentric angle heta is measured on the auxiliary circle, NOT from the center to the point on the ellipse.</w:t>
+            </w:r>
+          </w:p>
+        </w:tc>
+      </w:tr>
+    </w:tbl>
+    <w:tbl>
+      <w:tblPr>
+        <w:tblW w:type="auto" w:w="0"/>
+        <w:jc w:val="center"/>
+        <w:tblLook w:firstColumn="1" w:firstRow="1" w:lastColumn="0" w:lastRow="0" w:noHBand="0" w:noVBand="1" w:val="04A0"/>
+      </w:tblPr>
+      <w:tblGrid>
+        <w:gridCol w:w="10080"/>
+      </w:tblGrid>
+      <w:tr>
+        <w:tc>
+          <w:tcPr>
+            <w:tcW w:type="dxa" w:w="10080"/>
+            <w:shd w:fill="F0FFF4"/>
+            <w:tcMar>
+              <w:top w:w="100" w:type="dxa"/>
+              <w:bottom w:w="100" w:type="dxa"/>
+              <w:left w:w="150" w:type="dxa"/>
+              <w:right w:w="150" w:type="dxa"/>
+            </w:tcMar>
+          </w:tcPr>
+          <w:p>
+            <w:r>
+              <w:rPr>
+                <w:b/>
+                <w:color w:val="276749"/>
+                <w:sz w:val="19"/>
+              </w:rPr>
+              <w:t xml:space="preserve">💡 Speed Hack / Trick: </w:t>
+            </w:r>
+            <w:r>
+              <w:rPr>
+                <w:color w:val="2D3748"/>
+                <w:sz w:val="19"/>
+              </w:rPr>
+              <w:t>Maximum area of a rectangle inscribed in an ellipse racx^2a^2 + racy^2b^2 = 1 is 2ab.</w:t>
+            </w:r>
+          </w:p>
+        </w:tc>
+      </w:tr>
+    </w:tbl>
+    <w:p>
+      <w:pPr>
+        <w:spacing w:before="120" w:after="40"/>
+      </w:pPr>
+      <w:r>
+        <w:rPr>
+          <w:b/>
+          <w:color w:val="1A365D"/>
+          <w:sz w:val="19"/>
+        </w:rPr>
+        <w:t>Source PYQs testing this concept:</w:t>
+      </w:r>
+    </w:p>
+    <w:p>
+      <w:pPr>
+        <w:pStyle w:val="ListBullet"/>
+        <w:spacing w:after="40"/>
+      </w:pPr>
+      <w:r>
+        <w:rPr>
+          <w:b/>
+          <w:sz w:val="18"/>
+        </w:rPr>
+        <w:t xml:space="preserve">[2026 Evening Shift] Q#3 (MCQ): </w:t>
+      </w:r>
+      <w:r>
+        <w:rPr>
+          <w:sz w:val="18"/>
+        </w:rPr>
+        <w:t xml:space="preserve">"Let the length of the latus rectum of an ellipse \fracx^2a^2+\fracy^2b^2=1,(a&gt;b) , be 30 . If its eccentricity is the maxi..."  </w:t>
+      </w:r>
+      <w:r>
+        <w:rPr>
+          <w:b/>
+          <w:color w:val="2B6CB0"/>
+          <w:sz w:val="18"/>
+        </w:rPr>
+        <w:t>[Ans: N/A]</w:t>
+      </w:r>
+    </w:p>
+    <w:p>
+      <w:pPr>
+        <w:pStyle w:val="ListBullet"/>
+        <w:spacing w:after="40"/>
+      </w:pPr>
+      <w:r>
+        <w:rPr>
+          <w:b/>
+          <w:sz w:val="18"/>
+        </w:rPr>
+        <w:t xml:space="preserve">[2026 Evening Shift] Q#4 (MCQ): </w:t>
+      </w:r>
+      <w:r>
+        <w:rPr>
+          <w:sz w:val="18"/>
+        </w:rPr>
+        <w:t xml:space="preserve">"If the line α x+4y=√(7) , where α ∈ R , touches the ellipse 3x^2+4y^2=1 at the point P in the first quadrant, then..."  </w:t>
+      </w:r>
+      <w:r>
+        <w:rPr>
+          <w:b/>
+          <w:color w:val="2B6CB0"/>
+          <w:sz w:val="18"/>
+        </w:rPr>
+        <w:t>[Ans: N/A]</w:t>
+      </w:r>
+    </w:p>
+    <w:p>
+      <w:pPr>
+        <w:pStyle w:val="ListBullet"/>
+        <w:spacing w:after="40"/>
+      </w:pPr>
+      <w:r>
+        <w:rPr>
+          <w:b/>
+          <w:sz w:val="18"/>
+        </w:rPr>
+        <w:t xml:space="preserve">[2025 Evening Shift] Q#1 (MCQ): </w:t>
+      </w:r>
+      <w:r>
+        <w:rPr>
+          <w:sz w:val="18"/>
+        </w:rPr>
+        <w:t xml:space="preserve">"Let the ellipse 3x^2+py^2=4 pass through the centre C of the circle x^2+y^2-2x-4y-11=0 of radius r . Let f_(1),f_(2) be th..."  </w:t>
       </w:r>
       <w:r>
         <w:rPr>

--- a/dist/exports/ellipse_revision_notes.docx
+++ b/dist/exports/ellipse_revision_notes.docx
@@ -209,7 +209,7 @@
               <w:rPr>
                 <w:sz w:val="19"/>
               </w:rPr>
-              <w:t>112 PYQs</w:t>
+              <w:t>116 PYQs</w:t>
             </w:r>
           </w:p>
         </w:tc>
@@ -251,10 +251,10 @@
             <w:r>
               <w:rPr>
                 <w:b/>
-                <w:color w:val="2B6CB0"/>
+                <w:color w:val="718096"/>
                 <w:sz w:val="19"/>
               </w:rPr>
-              <w:t>High</w:t>
+              <w:t>Moderate</w:t>
             </w:r>
           </w:p>
         </w:tc>
@@ -296,7 +296,7 @@
               <w:rPr>
                 <w:sz w:val="19"/>
               </w:rPr>
-              <w:t>11 PYQs</w:t>
+              <w:t>3 PYQs</w:t>
             </w:r>
           </w:p>
         </w:tc>
@@ -517,7 +517,7 @@
           <w:color w:val="2B6CB0"/>
           <w:sz w:val="24"/>
         </w:rPr>
-        <w:t>3.1 Eccentricity, Foci &amp; Tangents of Ellipse (Very High Yield — 112 PYQs)</w:t>
+        <w:t>3.1 Eccentricity, Foci &amp; Tangents of Ellipse (Very High Yield — 116 PYQs)</w:t>
       </w:r>
     </w:p>
     <w:p>
@@ -725,7 +725,7 @@
           <w:color w:val="2B6CB0"/>
           <w:sz w:val="24"/>
         </w:rPr>
-        <w:t>3.2 Focal Properties &amp; Auxiliary Circle (High Yield — 11 PYQs)</w:t>
+        <w:t>3.2 Focal Properties &amp; Auxiliary Circle (Moderate Yield — 3 PYQs)</w:t>
       </w:r>
     </w:p>
     <w:p>
@@ -848,13 +848,13 @@
           <w:b/>
           <w:sz w:val="18"/>
         </w:rPr>
-        <w:t xml:space="preserve">[2026 Evening Shift] Q#3 (MCQ): </w:t>
+        <w:t xml:space="preserve">[2025 Evening Shift] Q#1 (MCQ): </w:t>
       </w:r>
       <w:r>
         <w:rPr>
           <w:sz w:val="18"/>
         </w:rPr>
-        <w:t xml:space="preserve">"Let the length of the latus rectum of an ellipse \fracx^2a^2+\fracy^2b^2=1,(a&gt;b) , be 30 . If its eccentricity is the maxi..."  </w:t>
+        <w:t xml:space="preserve">"Let the ellipse 3x^2+py^2=4 pass through the centre C of the circle x^2+y^2-2x-4y-11=0 of radius r . Let f_(1),f_(2) be th..."  </w:t>
       </w:r>
       <w:r>
         <w:rPr>
@@ -875,13 +875,13 @@
           <w:b/>
           <w:sz w:val="18"/>
         </w:rPr>
-        <w:t xml:space="preserve">[2026 Evening Shift] Q#4 (MCQ): </w:t>
+        <w:t xml:space="preserve">[2024 Morning Shift] Q#3 (MCQ): </w:t>
       </w:r>
       <w:r>
         <w:rPr>
           <w:sz w:val="18"/>
         </w:rPr>
-        <w:t xml:space="preserve">"If the line α x+4y=√(7) , where α ∈ R , touches the ellipse 3x^2+4y^2=1 at the point P in the first quadrant, then..."  </w:t>
+        <w:t xml:space="preserve">"Let the line 2x+3y-k=0,k&gt;0 , intersect the x -axis and y -axis at the points A and B , respectively. If the equation of the circle..."  </w:t>
       </w:r>
       <w:r>
         <w:rPr>
@@ -902,13 +902,13 @@
           <w:b/>
           <w:sz w:val="18"/>
         </w:rPr>
-        <w:t xml:space="preserve">[2025 Evening Shift] Q#1 (MCQ): </w:t>
+        <w:t xml:space="preserve">[2015 Shift] Q#1 (MCQ): </w:t>
       </w:r>
       <w:r>
         <w:rPr>
           <w:sz w:val="18"/>
         </w:rPr>
-        <w:t xml:space="preserve">"Let the ellipse 3x^2+py^2=4 pass through the centre C of the circle x^2+y^2-2x-4y-11=0 of radius r . Let f_(1),f_(2) be th..."  </w:t>
+        <w:t xml:space="preserve">"The area (in sq. units) of the quadrilateral formed by the tangents at the end points of the latera recta to the ellipse $\frac{x^{2}}{9}+\f..."  </w:t>
       </w:r>
       <w:r>
         <w:rPr>
